--- a/docs/ecostats_lectures/lecture_12/12_02_class_activity.docx
+++ b/docs/ecostats_lectures/lecture_12/12_02_class_activity.docx
@@ -3176,7 +3176,7 @@
         <w:rPr>
           <w:rStyle w:val="NormalTok"/>
         </w:rPr>
-        <w:t xml:space="preserve">pu_resid_df </w:t>
+        <w:t xml:space="preserve">pb_resid_df </w:t>
       </w:r>
       <w:r>
         <w:rPr>
@@ -3227,7 +3227,7 @@
         <w:rPr>
           <w:rStyle w:val="NormalTok"/>
         </w:rPr>
-        <w:t xml:space="preserve">(pu_resid_df, </w:t>
+        <w:t xml:space="preserve">(pb_resid_df, </w:t>
       </w:r>
       <w:r>
         <w:rPr>
@@ -3515,7 +3515,7 @@
         <w:rPr>
           <w:rStyle w:val="NormalTok"/>
         </w:rPr>
-        <w:t xml:space="preserve">(pu_resid_df, </w:t>
+        <w:t xml:space="preserve">(pb_resid_df, </w:t>
       </w:r>
       <w:r>
         <w:rPr>
@@ -4124,7 +4124,7 @@
         <w:rPr>
           <w:rStyle w:val="NormalTok"/>
         </w:rPr>
-        <w:t xml:space="preserve">(pu_resid_df, </w:t>
+        <w:t xml:space="preserve">(pb_resid_df, </w:t>
       </w:r>
       <w:r>
         <w:rPr>

--- a/docs/ecostats_lectures/lecture_12/12_02_class_activity.docx
+++ b/docs/ecostats_lectures/lecture_12/12_02_class_activity.docx
@@ -7,7 +7,7 @@
         <w:pStyle w:val="Title"/>
       </w:pPr>
       <w:r>
-        <w:t xml:space="preserve">Lecture 12 - Factorial ANOVA of Limpet Egg Production</w:t>
+        <w:t xml:space="preserve">Lecture 12 - Factorial ANOVA of Penguin Mass</w:t>
       </w:r>
     </w:p>
     <w:p>
